--- a/hw2/deliverables/Карта_работы_по_слайдам.docx
+++ b/hw2/deliverables/Карта_работы_по_слайдам.docx
@@ -381,7 +381,7 @@
               <w:jc w:val="left"/>
             </w:pPr>
             <w:r>
-              <w:t xml:space="preserve">Где ответ на каждый вопрос задания</w:t>
+              <w:t xml:space="preserve">Цель и где ответ на каждый вопрос задания</w:t>
             </w:r>
           </w:p>
         </w:tc>
@@ -443,55 +443,55 @@
               <w:jc w:val="left"/>
             </w:pPr>
             <w:r>
-              <w:t xml:space="preserve">35 акций шести отраслей</w:t>
-            </w:r>
-          </w:p>
-        </w:tc>
-        <w:tc>
-          <w:tcPr/>
-          <w:p>
-            <w:pPr>
-              <w:pStyle w:val="Compact"/>
-              <w:jc w:val="left"/>
-            </w:pPr>
-            <w:r>
-              <w:t xml:space="preserve">Почему эти бумаги, что общего, чем различаются</w:t>
-            </w:r>
-          </w:p>
-        </w:tc>
-        <w:tc>
-          <w:tcPr/>
-          <w:p>
-            <w:pPr>
-              <w:pStyle w:val="Compact"/>
-              <w:jc w:val="left"/>
-            </w:pPr>
-            <w:r>
-              <w:t xml:space="preserve">В2</w:t>
-            </w:r>
-          </w:p>
-        </w:tc>
-        <w:tc>
-          <w:tcPr/>
-          <w:p>
-            <w:pPr>
-              <w:pStyle w:val="Compact"/>
-              <w:jc w:val="left"/>
-            </w:pPr>
-            <w:r>
-              <w:t xml:space="preserve">раздел 1, строки 65–95</w:t>
-            </w:r>
-          </w:p>
-        </w:tc>
-        <w:tc>
-          <w:tcPr/>
-          <w:p>
-            <w:pPr>
-              <w:pStyle w:val="Compact"/>
-              <w:jc w:val="left"/>
-            </w:pPr>
-            <w:r>
-              <w:t xml:space="preserve">15 из ДЗ1 + 20 крупнейших; разброс по размеру и B/M</w:t>
+              <w:t xml:space="preserve">Структура работы</w:t>
+            </w:r>
+          </w:p>
+        </w:tc>
+        <w:tc>
+          <w:tcPr/>
+          <w:p>
+            <w:pPr>
+              <w:pStyle w:val="Compact"/>
+              <w:jc w:val="left"/>
+            </w:pPr>
+            <w:r>
+              <w:t xml:space="preserve">Четыре части: введение, основная, аналитическая, заключение</w:t>
+            </w:r>
+          </w:p>
+        </w:tc>
+        <w:tc>
+          <w:tcPr/>
+          <w:p>
+            <w:pPr>
+              <w:pStyle w:val="Compact"/>
+              <w:jc w:val="left"/>
+            </w:pPr>
+            <w:r>
+              <w:t xml:space="preserve">—</w:t>
+            </w:r>
+          </w:p>
+        </w:tc>
+        <w:tc>
+          <w:tcPr/>
+          <w:p>
+            <w:pPr>
+              <w:pStyle w:val="Compact"/>
+              <w:jc w:val="left"/>
+            </w:pPr>
+            <w:r>
+              <w:t xml:space="preserve">—</w:t>
+            </w:r>
+          </w:p>
+        </w:tc>
+        <w:tc>
+          <w:tcPr/>
+          <w:p>
+            <w:pPr>
+              <w:pStyle w:val="Compact"/>
+              <w:jc w:val="left"/>
+            </w:pPr>
+            <w:r>
+              <w:t xml:space="preserve">Слайды 1–4, 5–12, 13–20, 21–22</w:t>
             </w:r>
           </w:p>
         </w:tc>
@@ -506,6 +506,154 @@
             </w:pPr>
             <w:r>
               <w:t xml:space="preserve">4</w:t>
+            </w:r>
+          </w:p>
+        </w:tc>
+        <w:tc>
+          <w:tcPr/>
+          <w:p>
+            <w:pPr>
+              <w:pStyle w:val="Compact"/>
+              <w:jc w:val="left"/>
+            </w:pPr>
+            <w:r>
+              <w:t xml:space="preserve">Общие шоки, разные профили риска</w:t>
+            </w:r>
+          </w:p>
+        </w:tc>
+        <w:tc>
+          <w:tcPr/>
+          <w:p>
+            <w:pPr>
+              <w:pStyle w:val="Compact"/>
+              <w:jc w:val="left"/>
+            </w:pPr>
+            <w:r>
+              <w:t xml:space="preserve">Что общего у акций, чем различаются, почему выбраны</w:t>
+            </w:r>
+          </w:p>
+        </w:tc>
+        <w:tc>
+          <w:tcPr/>
+          <w:p>
+            <w:pPr>
+              <w:pStyle w:val="Compact"/>
+              <w:jc w:val="left"/>
+            </w:pPr>
+            <w:r>
+              <w:t xml:space="preserve">В2</w:t>
+            </w:r>
+          </w:p>
+        </w:tc>
+        <w:tc>
+          <w:tcPr/>
+          <w:p>
+            <w:pPr>
+              <w:pStyle w:val="Compact"/>
+              <w:jc w:val="left"/>
+            </w:pPr>
+            <w:r>
+              <w:t xml:space="preserve">раздел 1, строки 65–95</w:t>
+            </w:r>
+          </w:p>
+        </w:tc>
+        <w:tc>
+          <w:tcPr/>
+          <w:p>
+            <w:pPr>
+              <w:pStyle w:val="Compact"/>
+              <w:jc w:val="left"/>
+            </w:pPr>
+            <w:r>
+              <w:t xml:space="preserve">Корреляция 0,39; 11 кризисных месяцев; оси SMB, HML, β</w:t>
+            </w:r>
+          </w:p>
+        </w:tc>
+      </w:tr>
+      <w:tr>
+        <w:tc>
+          <w:tcPr/>
+          <w:p>
+            <w:pPr>
+              <w:pStyle w:val="Compact"/>
+              <w:jc w:val="left"/>
+            </w:pPr>
+            <w:r>
+              <w:t xml:space="preserve">5</w:t>
+            </w:r>
+          </w:p>
+        </w:tc>
+        <w:tc>
+          <w:tcPr/>
+          <w:p>
+            <w:pPr>
+              <w:pStyle w:val="Compact"/>
+              <w:jc w:val="left"/>
+            </w:pPr>
+            <w:r>
+              <w:t xml:space="preserve">Методология</w:t>
+            </w:r>
+          </w:p>
+        </w:tc>
+        <w:tc>
+          <w:tcPr/>
+          <w:p>
+            <w:pPr>
+              <w:pStyle w:val="Compact"/>
+              <w:jc w:val="left"/>
+            </w:pPr>
+            <w:r>
+              <w:t xml:space="preserve">Четыре шага основной части, формулы моделей</w:t>
+            </w:r>
+          </w:p>
+        </w:tc>
+        <w:tc>
+          <w:tcPr/>
+          <w:p>
+            <w:pPr>
+              <w:pStyle w:val="Compact"/>
+              <w:jc w:val="left"/>
+            </w:pPr>
+            <w:r>
+              <w:t xml:space="preserve">В3</w:t>
+            </w:r>
+          </w:p>
+        </w:tc>
+        <w:tc>
+          <w:tcPr/>
+          <w:p>
+            <w:pPr>
+              <w:pStyle w:val="Compact"/>
+              <w:jc w:val="left"/>
+            </w:pPr>
+            <w:r>
+              <w:t xml:space="preserve">раздел 3, строки 246–291</w:t>
+            </w:r>
+          </w:p>
+        </w:tc>
+        <w:tc>
+          <w:tcPr/>
+          <w:p>
+            <w:pPr>
+              <w:pStyle w:val="Compact"/>
+              <w:jc w:val="left"/>
+            </w:pPr>
+            <w:r>
+              <w:t xml:space="preserve">—</w:t>
+            </w:r>
+          </w:p>
+        </w:tc>
+      </w:tr>
+      <w:tr>
+        <w:tc>
+          <w:tcPr/>
+          <w:p>
+            <w:pPr>
+              <w:pStyle w:val="Compact"/>
+              <w:jc w:val="left"/>
+            </w:pPr>
+            <w:r>
+              <w:t xml:space="preserve">6</w:t>
             </w:r>
           </w:p>
         </w:tc>
@@ -588,7 +736,7 @@
               <w:jc w:val="left"/>
             </w:pPr>
             <w:r>
-              <w:t xml:space="preserve">5</w:t>
+              <w:t xml:space="preserve">7</w:t>
             </w:r>
           </w:p>
         </w:tc>
@@ -662,7 +810,7 @@
               <w:jc w:val="left"/>
             </w:pPr>
             <w:r>
-              <w:t xml:space="preserve">6</w:t>
+              <w:t xml:space="preserve">8</w:t>
             </w:r>
           </w:p>
         </w:tc>
@@ -736,7 +884,7 @@
               <w:jc w:val="left"/>
             </w:pPr>
             <w:r>
-              <w:t xml:space="preserve">7</w:t>
+              <w:t xml:space="preserve">9</w:t>
             </w:r>
           </w:p>
         </w:tc>
@@ -810,67 +958,67 @@
               <w:jc w:val="left"/>
             </w:pPr>
             <w:r>
-              <w:t xml:space="preserve">8</w:t>
-            </w:r>
-          </w:p>
-        </w:tc>
-        <w:tc>
-          <w:tcPr/>
-          <w:p>
-            <w:pPr>
-              <w:pStyle w:val="Compact"/>
-              <w:jc w:val="left"/>
-            </w:pPr>
-            <w:r>
-              <w:t xml:space="preserve">Методология</w:t>
-            </w:r>
-          </w:p>
-        </w:tc>
-        <w:tc>
-          <w:tcPr/>
-          <w:p>
-            <w:pPr>
-              <w:pStyle w:val="Compact"/>
-              <w:jc w:val="left"/>
-            </w:pPr>
-            <w:r>
-              <w:t xml:space="preserve">Четыре шага, формулы, Ньюи–Уэст</w:t>
-            </w:r>
-          </w:p>
-        </w:tc>
-        <w:tc>
-          <w:tcPr/>
-          <w:p>
-            <w:pPr>
-              <w:pStyle w:val="Compact"/>
-              <w:jc w:val="left"/>
-            </w:pPr>
-            <w:r>
-              <w:t xml:space="preserve">В3</w:t>
-            </w:r>
-          </w:p>
-        </w:tc>
-        <w:tc>
-          <w:tcPr/>
-          <w:p>
-            <w:pPr>
-              <w:pStyle w:val="Compact"/>
-              <w:jc w:val="left"/>
-            </w:pPr>
-            <w:r>
-              <w:t xml:space="preserve">раздел 3, строки 246–291</w:t>
-            </w:r>
-          </w:p>
-        </w:tc>
-        <w:tc>
-          <w:tcPr/>
-          <w:p>
-            <w:pPr>
-              <w:pStyle w:val="Compact"/>
-              <w:jc w:val="left"/>
-            </w:pPr>
-            <w:r>
-              <w:t xml:space="preserve">—</w:t>
+              <w:t xml:space="preserve">10</w:t>
+            </w:r>
+          </w:p>
+        </w:tc>
+        <w:tc>
+          <w:tcPr/>
+          <w:p>
+            <w:pPr>
+              <w:pStyle w:val="Compact"/>
+              <w:jc w:val="left"/>
+            </w:pPr>
+            <w:r>
+              <w:t xml:space="preserve">Результаты CAPM</w:t>
+            </w:r>
+          </w:p>
+        </w:tc>
+        <w:tc>
+          <w:tcPr/>
+          <w:p>
+            <w:pPr>
+              <w:pStyle w:val="Compact"/>
+              <w:jc w:val="left"/>
+            </w:pPr>
+            <w:r>
+              <w:t xml:space="preserve">Беты, R², альфы по 35 акциям</w:t>
+            </w:r>
+          </w:p>
+        </w:tc>
+        <w:tc>
+          <w:tcPr/>
+          <w:p>
+            <w:pPr>
+              <w:pStyle w:val="Compact"/>
+              <w:jc w:val="left"/>
+            </w:pPr>
+            <w:r>
+              <w:t xml:space="preserve">В1</w:t>
+            </w:r>
+          </w:p>
+        </w:tc>
+        <w:tc>
+          <w:tcPr/>
+          <w:p>
+            <w:pPr>
+              <w:pStyle w:val="Compact"/>
+              <w:jc w:val="left"/>
+            </w:pPr>
+            <w:r>
+              <w:t xml:space="preserve">раздел 4, строки 292–310</w:t>
+            </w:r>
+          </w:p>
+        </w:tc>
+        <w:tc>
+          <w:tcPr/>
+          <w:p>
+            <w:pPr>
+              <w:pStyle w:val="Compact"/>
+              <w:jc w:val="left"/>
+            </w:pPr>
+            <w:r>
+              <w:t xml:space="preserve">β 0,55–1,66; R² 0,38; 3 значимые α</w:t>
             </w:r>
           </w:p>
         </w:tc>
@@ -884,31 +1032,31 @@
               <w:jc w:val="left"/>
             </w:pPr>
             <w:r>
-              <w:t xml:space="preserve">9</w:t>
-            </w:r>
-          </w:p>
-        </w:tc>
-        <w:tc>
-          <w:tcPr/>
-          <w:p>
-            <w:pPr>
-              <w:pStyle w:val="Compact"/>
-              <w:jc w:val="left"/>
-            </w:pPr>
-            <w:r>
-              <w:t xml:space="preserve">Результаты CAPM</w:t>
-            </w:r>
-          </w:p>
-        </w:tc>
-        <w:tc>
-          <w:tcPr/>
-          <w:p>
-            <w:pPr>
-              <w:pStyle w:val="Compact"/>
-              <w:jc w:val="left"/>
-            </w:pPr>
-            <w:r>
-              <w:t xml:space="preserve">Беты, R², альфы по 35 акциям</w:t>
+              <w:t xml:space="preserve">11</w:t>
+            </w:r>
+          </w:p>
+        </w:tc>
+        <w:tc>
+          <w:tcPr/>
+          <w:p>
+            <w:pPr>
+              <w:pStyle w:val="Compact"/>
+              <w:jc w:val="left"/>
+            </w:pPr>
+            <w:r>
+              <w:t xml:space="preserve">Результаты Фамы–Френча</w:t>
+            </w:r>
+          </w:p>
+        </w:tc>
+        <w:tc>
+          <w:tcPr/>
+          <w:p>
+            <w:pPr>
+              <w:pStyle w:val="Compact"/>
+              <w:jc w:val="left"/>
+            </w:pPr>
+            <w:r>
+              <w:t xml:space="preserve">Нагрузки на размер и стоимость</w:t>
             </w:r>
           </w:p>
         </w:tc>
@@ -932,19 +1080,19 @@
               <w:jc w:val="left"/>
             </w:pPr>
             <w:r>
-              <w:t xml:space="preserve">раздел 4, строки 292–310</w:t>
-            </w:r>
-          </w:p>
-        </w:tc>
-        <w:tc>
-          <w:tcPr/>
-          <w:p>
-            <w:pPr>
-              <w:pStyle w:val="Compact"/>
-              <w:jc w:val="left"/>
-            </w:pPr>
-            <w:r>
-              <w:t xml:space="preserve">β 0,55–1,66; R² 0,38; 3 значимые α</w:t>
+              <w:t xml:space="preserve">раздел 5, строки 311–350</w:t>
+            </w:r>
+          </w:p>
+        </w:tc>
+        <w:tc>
+          <w:tcPr/>
+          <w:p>
+            <w:pPr>
+              <w:pStyle w:val="Compact"/>
+              <w:jc w:val="left"/>
+            </w:pPr>
+            <w:r>
+              <w:t xml:space="preserve">SMB значим у 13 акций, HML — у 12</w:t>
             </w:r>
           </w:p>
         </w:tc>
@@ -958,67 +1106,67 @@
               <w:jc w:val="left"/>
             </w:pPr>
             <w:r>
-              <w:t xml:space="preserve">10</w:t>
-            </w:r>
-          </w:p>
-        </w:tc>
-        <w:tc>
-          <w:tcPr/>
-          <w:p>
-            <w:pPr>
-              <w:pStyle w:val="Compact"/>
-              <w:jc w:val="left"/>
-            </w:pPr>
-            <w:r>
-              <w:t xml:space="preserve">Результаты Фамы–Френча</w:t>
-            </w:r>
-          </w:p>
-        </w:tc>
-        <w:tc>
-          <w:tcPr/>
-          <w:p>
-            <w:pPr>
-              <w:pStyle w:val="Compact"/>
-              <w:jc w:val="left"/>
-            </w:pPr>
-            <w:r>
-              <w:t xml:space="preserve">Нагрузки на размер и стоимость</w:t>
-            </w:r>
-          </w:p>
-        </w:tc>
-        <w:tc>
-          <w:tcPr/>
-          <w:p>
-            <w:pPr>
-              <w:pStyle w:val="Compact"/>
-              <w:jc w:val="left"/>
-            </w:pPr>
-            <w:r>
-              <w:t xml:space="preserve">В1</w:t>
-            </w:r>
-          </w:p>
-        </w:tc>
-        <w:tc>
-          <w:tcPr/>
-          <w:p>
-            <w:pPr>
-              <w:pStyle w:val="Compact"/>
-              <w:jc w:val="left"/>
-            </w:pPr>
-            <w:r>
-              <w:t xml:space="preserve">раздел 5, строки 311–350</w:t>
-            </w:r>
-          </w:p>
-        </w:tc>
-        <w:tc>
-          <w:tcPr/>
-          <w:p>
-            <w:pPr>
-              <w:pStyle w:val="Compact"/>
-              <w:jc w:val="left"/>
-            </w:pPr>
-            <w:r>
-              <w:t xml:space="preserve">SMB значим у 13 акций, HML — у 12</w:t>
+              <w:t xml:space="preserve">12</w:t>
+            </w:r>
+          </w:p>
+        </w:tc>
+        <w:tc>
+          <w:tcPr/>
+          <w:p>
+            <w:pPr>
+              <w:pStyle w:val="Compact"/>
+              <w:jc w:val="left"/>
+            </w:pPr>
+            <w:r>
+              <w:t xml:space="preserve">Фама–Макбет</w:t>
+            </w:r>
+          </w:p>
+        </w:tc>
+        <w:tc>
+          <w:tcPr/>
+          <w:p>
+            <w:pPr>
+              <w:pStyle w:val="Compact"/>
+              <w:jc w:val="left"/>
+            </w:pPr>
+            <w:r>
+              <w:t xml:space="preserve">Цена риска λ по поперечным регрессиям</w:t>
+            </w:r>
+          </w:p>
+        </w:tc>
+        <w:tc>
+          <w:tcPr/>
+          <w:p>
+            <w:pPr>
+              <w:pStyle w:val="Compact"/>
+              <w:jc w:val="left"/>
+            </w:pPr>
+            <w:r>
+              <w:t xml:space="preserve">В1, В3</w:t>
+            </w:r>
+          </w:p>
+        </w:tc>
+        <w:tc>
+          <w:tcPr/>
+          <w:p>
+            <w:pPr>
+              <w:pStyle w:val="Compact"/>
+              <w:jc w:val="left"/>
+            </w:pPr>
+            <w:r>
+              <w:t xml:space="preserve">раздел 6.1, строки 426–459</w:t>
+            </w:r>
+          </w:p>
+        </w:tc>
+        <w:tc>
+          <w:tcPr/>
+          <w:p>
+            <w:pPr>
+              <w:pStyle w:val="Compact"/>
+              <w:jc w:val="left"/>
+            </w:pPr>
+            <w:r>
+              <w:t xml:space="preserve">Знаки верны, все λ незначимы</w:t>
             </w:r>
           </w:p>
         </w:tc>
@@ -1032,7 +1180,7 @@
               <w:jc w:val="left"/>
             </w:pPr>
             <w:r>
-              <w:t xml:space="preserve">11</w:t>
+              <w:t xml:space="preserve">13</w:t>
             </w:r>
           </w:p>
         </w:tc>
@@ -1106,7 +1254,7 @@
               <w:jc w:val="left"/>
             </w:pPr>
             <w:r>
-              <w:t xml:space="preserve">12</w:t>
+              <w:t xml:space="preserve">14</w:t>
             </w:r>
           </w:p>
         </w:tc>
@@ -1180,67 +1328,67 @@
               <w:jc w:val="left"/>
             </w:pPr>
             <w:r>
-              <w:t xml:space="preserve">13</w:t>
-            </w:r>
-          </w:p>
-        </w:tc>
-        <w:tc>
-          <w:tcPr/>
-          <w:p>
-            <w:pPr>
-              <w:pStyle w:val="Compact"/>
-              <w:jc w:val="left"/>
-            </w:pPr>
-            <w:r>
-              <w:t xml:space="preserve">Фама–Макбет</w:t>
-            </w:r>
-          </w:p>
-        </w:tc>
-        <w:tc>
-          <w:tcPr/>
-          <w:p>
-            <w:pPr>
-              <w:pStyle w:val="Compact"/>
-              <w:jc w:val="left"/>
-            </w:pPr>
-            <w:r>
-              <w:t xml:space="preserve">Цена риска λ по поперечным регрессиям</w:t>
-            </w:r>
-          </w:p>
-        </w:tc>
-        <w:tc>
-          <w:tcPr/>
-          <w:p>
-            <w:pPr>
-              <w:pStyle w:val="Compact"/>
-              <w:jc w:val="left"/>
-            </w:pPr>
-            <w:r>
-              <w:t xml:space="preserve">В1, В3</w:t>
-            </w:r>
-          </w:p>
-        </w:tc>
-        <w:tc>
-          <w:tcPr/>
-          <w:p>
-            <w:pPr>
-              <w:pStyle w:val="Compact"/>
-              <w:jc w:val="left"/>
-            </w:pPr>
-            <w:r>
-              <w:t xml:space="preserve">раздел 6.1, строки 426–459</w:t>
-            </w:r>
-          </w:p>
-        </w:tc>
-        <w:tc>
-          <w:tcPr/>
-          <w:p>
-            <w:pPr>
-              <w:pStyle w:val="Compact"/>
-              <w:jc w:val="left"/>
-            </w:pPr>
-            <w:r>
-              <w:t xml:space="preserve">Знаки верны, все λ незначимы</w:t>
+              <w:t xml:space="preserve">15</w:t>
+            </w:r>
+          </w:p>
+        </w:tc>
+        <w:tc>
+          <w:tcPr/>
+          <w:p>
+            <w:pPr>
+              <w:pStyle w:val="Compact"/>
+              <w:jc w:val="left"/>
+            </w:pPr>
+            <w:r>
+              <w:t xml:space="preserve">Премии за риск</w:t>
+            </w:r>
+          </w:p>
+        </w:tc>
+        <w:tc>
+          <w:tcPr/>
+          <w:p>
+            <w:pPr>
+              <w:pStyle w:val="Compact"/>
+              <w:jc w:val="left"/>
+            </w:pPr>
+            <w:r>
+              <w:t xml:space="preserve">Σ β·λ по двум моделям</w:t>
+            </w:r>
+          </w:p>
+        </w:tc>
+        <w:tc>
+          <w:tcPr/>
+          <w:p>
+            <w:pPr>
+              <w:pStyle w:val="Compact"/>
+              <w:jc w:val="left"/>
+            </w:pPr>
+            <w:r>
+              <w:t xml:space="preserve">В6</w:t>
+            </w:r>
+          </w:p>
+        </w:tc>
+        <w:tc>
+          <w:tcPr/>
+          <w:p>
+            <w:pPr>
+              <w:pStyle w:val="Compact"/>
+              <w:jc w:val="left"/>
+            </w:pPr>
+            <w:r>
+              <w:t xml:space="preserve">раздел 7, строки 460–515</w:t>
+            </w:r>
+          </w:p>
+        </w:tc>
+        <w:tc>
+          <w:tcPr/>
+          <w:p>
+            <w:pPr>
+              <w:pStyle w:val="Compact"/>
+              <w:jc w:val="left"/>
+            </w:pPr>
+            <w:r>
+              <w:t xml:space="preserve">Малые: ФФ выше на 7–16 п.п.; крупные: ниже на 0–4</w:t>
             </w:r>
           </w:p>
         </w:tc>
@@ -1254,31 +1402,31 @@
               <w:jc w:val="left"/>
             </w:pPr>
             <w:r>
-              <w:t xml:space="preserve">14</w:t>
-            </w:r>
-          </w:p>
-        </w:tc>
-        <w:tc>
-          <w:tcPr/>
-          <w:p>
-            <w:pPr>
-              <w:pStyle w:val="Compact"/>
-              <w:jc w:val="left"/>
-            </w:pPr>
-            <w:r>
-              <w:t xml:space="preserve">Премии за риск</w:t>
-            </w:r>
-          </w:p>
-        </w:tc>
-        <w:tc>
-          <w:tcPr/>
-          <w:p>
-            <w:pPr>
-              <w:pStyle w:val="Compact"/>
-              <w:jc w:val="left"/>
-            </w:pPr>
-            <w:r>
-              <w:t xml:space="preserve">Σ β·λ по двум моделям</w:t>
+              <w:t xml:space="preserve">16</w:t>
+            </w:r>
+          </w:p>
+        </w:tc>
+        <w:tc>
+          <w:tcPr/>
+          <w:p>
+            <w:pPr>
+              <w:pStyle w:val="Compact"/>
+              <w:jc w:val="left"/>
+            </w:pPr>
+            <w:r>
+              <w:t xml:space="preserve">Требуемая доходность</w:t>
+            </w:r>
+          </w:p>
+        </w:tc>
+        <w:tc>
+          <w:tcPr/>
+          <w:p>
+            <w:pPr>
+              <w:pStyle w:val="Compact"/>
+              <w:jc w:val="left"/>
+            </w:pPr>
+            <w:r>
+              <w:t xml:space="preserve">rf сегодня + премия</w:t>
             </w:r>
           </w:p>
         </w:tc>
@@ -1314,7 +1462,7 @@
               <w:jc w:val="left"/>
             </w:pPr>
             <w:r>
-              <w:t xml:space="preserve">Малые: ФФ выше на 7–16 п.п.; крупные: ниже на 0–4</w:t>
+              <w:t xml:space="preserve">rf = 13,72%; HEAD 22,2% против 38,5%</w:t>
             </w:r>
           </w:p>
         </w:tc>
@@ -1328,67 +1476,67 @@
               <w:jc w:val="left"/>
             </w:pPr>
             <w:r>
-              <w:t xml:space="preserve">15</w:t>
-            </w:r>
-          </w:p>
-        </w:tc>
-        <w:tc>
-          <w:tcPr/>
-          <w:p>
-            <w:pPr>
-              <w:pStyle w:val="Compact"/>
-              <w:jc w:val="left"/>
-            </w:pPr>
-            <w:r>
-              <w:t xml:space="preserve">Требуемая доходность</w:t>
-            </w:r>
-          </w:p>
-        </w:tc>
-        <w:tc>
-          <w:tcPr/>
-          <w:p>
-            <w:pPr>
-              <w:pStyle w:val="Compact"/>
-              <w:jc w:val="left"/>
-            </w:pPr>
-            <w:r>
-              <w:t xml:space="preserve">rf сегодня + премия</w:t>
-            </w:r>
-          </w:p>
-        </w:tc>
-        <w:tc>
-          <w:tcPr/>
-          <w:p>
-            <w:pPr>
-              <w:pStyle w:val="Compact"/>
-              <w:jc w:val="left"/>
-            </w:pPr>
-            <w:r>
-              <w:t xml:space="preserve">В6</w:t>
-            </w:r>
-          </w:p>
-        </w:tc>
-        <w:tc>
-          <w:tcPr/>
-          <w:p>
-            <w:pPr>
-              <w:pStyle w:val="Compact"/>
-              <w:jc w:val="left"/>
-            </w:pPr>
-            <w:r>
-              <w:t xml:space="preserve">раздел 7, строки 460–515</w:t>
-            </w:r>
-          </w:p>
-        </w:tc>
-        <w:tc>
-          <w:tcPr/>
-          <w:p>
-            <w:pPr>
-              <w:pStyle w:val="Compact"/>
-              <w:jc w:val="left"/>
-            </w:pPr>
-            <w:r>
-              <w:t xml:space="preserve">rf = 13,72%; HEAD 22,2% против 38,5%</w:t>
+              <w:t xml:space="preserve">17</w:t>
+            </w:r>
+          </w:p>
+        </w:tc>
+        <w:tc>
+          <w:tcPr/>
+          <w:p>
+            <w:pPr>
+              <w:pStyle w:val="Compact"/>
+              <w:jc w:val="left"/>
+            </w:pPr>
+            <w:r>
+              <w:t xml:space="preserve">Проверка устойчивости</w:t>
+            </w:r>
+          </w:p>
+        </w:tc>
+        <w:tc>
+          <w:tcPr/>
+          <w:p>
+            <w:pPr>
+              <w:pStyle w:val="Compact"/>
+              <w:jc w:val="left"/>
+            </w:pPr>
+            <w:r>
+              <w:t xml:space="preserve">Другая ставка, без дивидендов, рынок РАНХиГС, длинный период</w:t>
+            </w:r>
+          </w:p>
+        </w:tc>
+        <w:tc>
+          <w:tcPr/>
+          <w:p>
+            <w:pPr>
+              <w:pStyle w:val="Compact"/>
+              <w:jc w:val="left"/>
+            </w:pPr>
+            <w:r>
+              <w:t xml:space="preserve">В3</w:t>
+            </w:r>
+          </w:p>
+        </w:tc>
+        <w:tc>
+          <w:tcPr/>
+          <w:p>
+            <w:pPr>
+              <w:pStyle w:val="Compact"/>
+              <w:jc w:val="left"/>
+            </w:pPr>
+            <w:r>
+              <w:t xml:space="preserve">раздел 8, строки 516–563</w:t>
+            </w:r>
+          </w:p>
+        </w:tc>
+        <w:tc>
+          <w:tcPr/>
+          <w:p>
+            <w:pPr>
+              <w:pStyle w:val="Compact"/>
+              <w:jc w:val="left"/>
+            </w:pPr>
+            <w:r>
+              <w:t xml:space="preserve">Выводы не меняются</w:t>
             </w:r>
           </w:p>
         </w:tc>
@@ -1402,67 +1550,67 @@
               <w:jc w:val="left"/>
             </w:pPr>
             <w:r>
-              <w:t xml:space="preserve">16</w:t>
-            </w:r>
-          </w:p>
-        </w:tc>
-        <w:tc>
-          <w:tcPr/>
-          <w:p>
-            <w:pPr>
-              <w:pStyle w:val="Compact"/>
-              <w:jc w:val="left"/>
-            </w:pPr>
-            <w:r>
-              <w:t xml:space="preserve">Проверка устойчивости</w:t>
-            </w:r>
-          </w:p>
-        </w:tc>
-        <w:tc>
-          <w:tcPr/>
-          <w:p>
-            <w:pPr>
-              <w:pStyle w:val="Compact"/>
-              <w:jc w:val="left"/>
-            </w:pPr>
-            <w:r>
-              <w:t xml:space="preserve">Другая ставка, без дивидендов, рынок РАНХиГС, длинный период</w:t>
-            </w:r>
-          </w:p>
-        </w:tc>
-        <w:tc>
-          <w:tcPr/>
-          <w:p>
-            <w:pPr>
-              <w:pStyle w:val="Compact"/>
-              <w:jc w:val="left"/>
-            </w:pPr>
-            <w:r>
-              <w:t xml:space="preserve">В3</w:t>
-            </w:r>
-          </w:p>
-        </w:tc>
-        <w:tc>
-          <w:tcPr/>
-          <w:p>
-            <w:pPr>
-              <w:pStyle w:val="Compact"/>
-              <w:jc w:val="left"/>
-            </w:pPr>
-            <w:r>
-              <w:t xml:space="preserve">раздел 8, строки 516–563</w:t>
-            </w:r>
-          </w:p>
-        </w:tc>
-        <w:tc>
-          <w:tcPr/>
-          <w:p>
-            <w:pPr>
-              <w:pStyle w:val="Compact"/>
-              <w:jc w:val="left"/>
-            </w:pPr>
-            <w:r>
-              <w:t xml:space="preserve">Выводы не меняются</w:t>
+              <w:t xml:space="preserve">18</w:t>
+            </w:r>
+          </w:p>
+        </w:tc>
+        <w:tc>
+          <w:tcPr/>
+          <w:p>
+            <w:pPr>
+              <w:pStyle w:val="Compact"/>
+              <w:jc w:val="left"/>
+            </w:pPr>
+            <w:r>
+              <w:t xml:space="preserve">Какие ещё факторы</w:t>
+            </w:r>
+          </w:p>
+        </w:tc>
+        <w:tc>
+          <w:tcPr/>
+          <w:p>
+            <w:pPr>
+              <w:pStyle w:val="Compact"/>
+              <w:jc w:val="left"/>
+            </w:pPr>
+            <w:r>
+              <w:t xml:space="preserve">Обзор литературы + проверка MOM и LIQ</w:t>
+            </w:r>
+          </w:p>
+        </w:tc>
+        <w:tc>
+          <w:tcPr/>
+          <w:p>
+            <w:pPr>
+              <w:pStyle w:val="Compact"/>
+              <w:jc w:val="left"/>
+            </w:pPr>
+            <w:r>
+              <w:t xml:space="preserve">В4</w:t>
+            </w:r>
+          </w:p>
+        </w:tc>
+        <w:tc>
+          <w:tcPr/>
+          <w:p>
+            <w:pPr>
+              <w:pStyle w:val="Compact"/>
+              <w:jc w:val="left"/>
+            </w:pPr>
+            <w:r>
+              <w:t xml:space="preserve">раздел 9, строки 564–590</w:t>
+            </w:r>
+          </w:p>
+        </w:tc>
+        <w:tc>
+          <w:tcPr/>
+          <w:p>
+            <w:pPr>
+              <w:pStyle w:val="Compact"/>
+              <w:jc w:val="left"/>
+            </w:pPr>
+            <w:r>
+              <w:t xml:space="preserve">Скорр. R² 0,406 → 0,413</w:t>
             </w:r>
           </w:p>
         </w:tc>
@@ -1476,67 +1624,67 @@
               <w:jc w:val="left"/>
             </w:pPr>
             <w:r>
-              <w:t xml:space="preserve">17</w:t>
-            </w:r>
-          </w:p>
-        </w:tc>
-        <w:tc>
-          <w:tcPr/>
-          <w:p>
-            <w:pPr>
-              <w:pStyle w:val="Compact"/>
-              <w:jc w:val="left"/>
-            </w:pPr>
-            <w:r>
-              <w:t xml:space="preserve">Какие ещё факторы</w:t>
-            </w:r>
-          </w:p>
-        </w:tc>
-        <w:tc>
-          <w:tcPr/>
-          <w:p>
-            <w:pPr>
-              <w:pStyle w:val="Compact"/>
-              <w:jc w:val="left"/>
-            </w:pPr>
-            <w:r>
-              <w:t xml:space="preserve">Обзор литературы + проверка MOM и LIQ</w:t>
-            </w:r>
-          </w:p>
-        </w:tc>
-        <w:tc>
-          <w:tcPr/>
-          <w:p>
-            <w:pPr>
-              <w:pStyle w:val="Compact"/>
-              <w:jc w:val="left"/>
-            </w:pPr>
-            <w:r>
-              <w:t xml:space="preserve">В4</w:t>
-            </w:r>
-          </w:p>
-        </w:tc>
-        <w:tc>
-          <w:tcPr/>
-          <w:p>
-            <w:pPr>
-              <w:pStyle w:val="Compact"/>
-              <w:jc w:val="left"/>
-            </w:pPr>
-            <w:r>
-              <w:t xml:space="preserve">раздел 9, строки 564–590</w:t>
-            </w:r>
-          </w:p>
-        </w:tc>
-        <w:tc>
-          <w:tcPr/>
-          <w:p>
-            <w:pPr>
-              <w:pStyle w:val="Compact"/>
-              <w:jc w:val="left"/>
-            </w:pPr>
-            <w:r>
-              <w:t xml:space="preserve">Скорр. R² 0,406 → 0,413</w:t>
+              <w:t xml:space="preserve">19</w:t>
+            </w:r>
+          </w:p>
+        </w:tc>
+        <w:tc>
+          <w:tcPr/>
+          <w:p>
+            <w:pPr>
+              <w:pStyle w:val="Compact"/>
+              <w:jc w:val="left"/>
+            </w:pPr>
+            <w:r>
+              <w:t xml:space="preserve">Альтернативные модели</w:t>
+            </w:r>
+          </w:p>
+        </w:tc>
+        <w:tc>
+          <w:tcPr/>
+          <w:p>
+            <w:pPr>
+              <w:pStyle w:val="Compact"/>
+              <w:jc w:val="left"/>
+            </w:pPr>
+            <w:r>
+              <w:t xml:space="preserve">ФФ5, q-модель, условная CAPM, макро-APT</w:t>
+            </w:r>
+          </w:p>
+        </w:tc>
+        <w:tc>
+          <w:tcPr/>
+          <w:p>
+            <w:pPr>
+              <w:pStyle w:val="Compact"/>
+              <w:jc w:val="left"/>
+            </w:pPr>
+            <w:r>
+              <w:t xml:space="preserve">В5</w:t>
+            </w:r>
+          </w:p>
+        </w:tc>
+        <w:tc>
+          <w:tcPr/>
+          <w:p>
+            <w:pPr>
+              <w:pStyle w:val="Compact"/>
+              <w:jc w:val="left"/>
+            </w:pPr>
+            <w:r>
+              <w:t xml:space="preserve">раздел 9 (обзор), строки 591–602</w:t>
+            </w:r>
+          </w:p>
+        </w:tc>
+        <w:tc>
+          <w:tcPr/>
+          <w:p>
+            <w:pPr>
+              <w:pStyle w:val="Compact"/>
+              <w:jc w:val="left"/>
+            </w:pPr>
+            <w:r>
+              <w:t xml:space="preserve">Что каждая даст нашему результату</w:t>
             </w:r>
           </w:p>
         </w:tc>
@@ -1550,67 +1698,67 @@
               <w:jc w:val="left"/>
             </w:pPr>
             <w:r>
-              <w:t xml:space="preserve">18</w:t>
-            </w:r>
-          </w:p>
-        </w:tc>
-        <w:tc>
-          <w:tcPr/>
-          <w:p>
-            <w:pPr>
-              <w:pStyle w:val="Compact"/>
-              <w:jc w:val="left"/>
-            </w:pPr>
-            <w:r>
-              <w:t xml:space="preserve">Альтернативные модели</w:t>
-            </w:r>
-          </w:p>
-        </w:tc>
-        <w:tc>
-          <w:tcPr/>
-          <w:p>
-            <w:pPr>
-              <w:pStyle w:val="Compact"/>
-              <w:jc w:val="left"/>
-            </w:pPr>
-            <w:r>
-              <w:t xml:space="preserve">ФФ5, q-модель, условная CAPM, макро-APT</w:t>
-            </w:r>
-          </w:p>
-        </w:tc>
-        <w:tc>
-          <w:tcPr/>
-          <w:p>
-            <w:pPr>
-              <w:pStyle w:val="Compact"/>
-              <w:jc w:val="left"/>
-            </w:pPr>
-            <w:r>
-              <w:t xml:space="preserve">В5</w:t>
-            </w:r>
-          </w:p>
-        </w:tc>
-        <w:tc>
-          <w:tcPr/>
-          <w:p>
-            <w:pPr>
-              <w:pStyle w:val="Compact"/>
-              <w:jc w:val="left"/>
-            </w:pPr>
-            <w:r>
-              <w:t xml:space="preserve">раздел 9 (обзор), строки 591–602</w:t>
-            </w:r>
-          </w:p>
-        </w:tc>
-        <w:tc>
-          <w:tcPr/>
-          <w:p>
-            <w:pPr>
-              <w:pStyle w:val="Compact"/>
-              <w:jc w:val="left"/>
-            </w:pPr>
-            <w:r>
-              <w:t xml:space="preserve">Что каждая даст нашему результату</w:t>
+              <w:t xml:space="preserve">20</w:t>
+            </w:r>
+          </w:p>
+        </w:tc>
+        <w:tc>
+          <w:tcPr/>
+          <w:p>
+            <w:pPr>
+              <w:pStyle w:val="Compact"/>
+              <w:jc w:val="left"/>
+            </w:pPr>
+            <w:r>
+              <w:t xml:space="preserve">Рекомендации</w:t>
+            </w:r>
+          </w:p>
+        </w:tc>
+        <w:tc>
+          <w:tcPr/>
+          <w:p>
+            <w:pPr>
+              <w:pStyle w:val="Compact"/>
+              <w:jc w:val="left"/>
+            </w:pPr>
+            <w:r>
+              <w:t xml:space="preserve">Пять практических выводов</w:t>
+            </w:r>
+          </w:p>
+        </w:tc>
+        <w:tc>
+          <w:tcPr/>
+          <w:p>
+            <w:pPr>
+              <w:pStyle w:val="Compact"/>
+              <w:jc w:val="left"/>
+            </w:pPr>
+            <w:r>
+              <w:t xml:space="preserve">В6</w:t>
+            </w:r>
+          </w:p>
+        </w:tc>
+        <w:tc>
+          <w:tcPr/>
+          <w:p>
+            <w:pPr>
+              <w:pStyle w:val="Compact"/>
+              <w:jc w:val="left"/>
+            </w:pPr>
+            <w:r>
+              <w:t xml:space="preserve">раздел 10, строки 603–619</w:t>
+            </w:r>
+          </w:p>
+        </w:tc>
+        <w:tc>
+          <w:tcPr/>
+          <w:p>
+            <w:pPr>
+              <w:pStyle w:val="Compact"/>
+              <w:jc w:val="left"/>
+            </w:pPr>
+            <w:r>
+              <w:t xml:space="preserve">CAPM для крупных, ФФ для малых</w:t>
             </w:r>
           </w:p>
         </w:tc>
@@ -1624,67 +1772,67 @@
               <w:jc w:val="left"/>
             </w:pPr>
             <w:r>
-              <w:t xml:space="preserve">19</w:t>
-            </w:r>
-          </w:p>
-        </w:tc>
-        <w:tc>
-          <w:tcPr/>
-          <w:p>
-            <w:pPr>
-              <w:pStyle w:val="Compact"/>
-              <w:jc w:val="left"/>
-            </w:pPr>
-            <w:r>
-              <w:t xml:space="preserve">Рекомендации</w:t>
-            </w:r>
-          </w:p>
-        </w:tc>
-        <w:tc>
-          <w:tcPr/>
-          <w:p>
-            <w:pPr>
-              <w:pStyle w:val="Compact"/>
-              <w:jc w:val="left"/>
-            </w:pPr>
-            <w:r>
-              <w:t xml:space="preserve">Пять практических выводов</w:t>
-            </w:r>
-          </w:p>
-        </w:tc>
-        <w:tc>
-          <w:tcPr/>
-          <w:p>
-            <w:pPr>
-              <w:pStyle w:val="Compact"/>
-              <w:jc w:val="left"/>
-            </w:pPr>
-            <w:r>
-              <w:t xml:space="preserve">В6</w:t>
-            </w:r>
-          </w:p>
-        </w:tc>
-        <w:tc>
-          <w:tcPr/>
-          <w:p>
-            <w:pPr>
-              <w:pStyle w:val="Compact"/>
-              <w:jc w:val="left"/>
-            </w:pPr>
-            <w:r>
-              <w:t xml:space="preserve">раздел 10, строки 603–619</w:t>
-            </w:r>
-          </w:p>
-        </w:tc>
-        <w:tc>
-          <w:tcPr/>
-          <w:p>
-            <w:pPr>
-              <w:pStyle w:val="Compact"/>
-              <w:jc w:val="left"/>
-            </w:pPr>
-            <w:r>
-              <w:t xml:space="preserve">CAPM для крупных, ФФ для малых</w:t>
+              <w:t xml:space="preserve">21</w:t>
+            </w:r>
+          </w:p>
+        </w:tc>
+        <w:tc>
+          <w:tcPr/>
+          <w:p>
+            <w:pPr>
+              <w:pStyle w:val="Compact"/>
+              <w:jc w:val="left"/>
+            </w:pPr>
+            <w:r>
+              <w:t xml:space="preserve">Заключение</w:t>
+            </w:r>
+          </w:p>
+        </w:tc>
+        <w:tc>
+          <w:tcPr/>
+          <w:p>
+            <w:pPr>
+              <w:pStyle w:val="Compact"/>
+              <w:jc w:val="left"/>
+            </w:pPr>
+            <w:r>
+              <w:t xml:space="preserve">Итог в трёх числах</w:t>
+            </w:r>
+          </w:p>
+        </w:tc>
+        <w:tc>
+          <w:tcPr/>
+          <w:p>
+            <w:pPr>
+              <w:pStyle w:val="Compact"/>
+              <w:jc w:val="left"/>
+            </w:pPr>
+            <w:r>
+              <w:t xml:space="preserve">В1, В6</w:t>
+            </w:r>
+          </w:p>
+        </w:tc>
+        <w:tc>
+          <w:tcPr/>
+          <w:p>
+            <w:pPr>
+              <w:pStyle w:val="Compact"/>
+              <w:jc w:val="left"/>
+            </w:pPr>
+            <w:r>
+              <w:t xml:space="preserve">раздел 11, строки 620–629</w:t>
+            </w:r>
+          </w:p>
+        </w:tc>
+        <w:tc>
+          <w:tcPr/>
+          <w:p>
+            <w:pPr>
+              <w:pStyle w:val="Compact"/>
+              <w:jc w:val="left"/>
+            </w:pPr>
+            <w:r>
+              <w:t xml:space="preserve">R² 38% → 42%; до 16 п.п. премии</w:t>
             </w:r>
           </w:p>
         </w:tc>
@@ -1698,81 +1846,7 @@
               <w:jc w:val="left"/>
             </w:pPr>
             <w:r>
-              <w:t xml:space="preserve">20</w:t>
-            </w:r>
-          </w:p>
-        </w:tc>
-        <w:tc>
-          <w:tcPr/>
-          <w:p>
-            <w:pPr>
-              <w:pStyle w:val="Compact"/>
-              <w:jc w:val="left"/>
-            </w:pPr>
-            <w:r>
-              <w:t xml:space="preserve">Заключение</w:t>
-            </w:r>
-          </w:p>
-        </w:tc>
-        <w:tc>
-          <w:tcPr/>
-          <w:p>
-            <w:pPr>
-              <w:pStyle w:val="Compact"/>
-              <w:jc w:val="left"/>
-            </w:pPr>
-            <w:r>
-              <w:t xml:space="preserve">Итог в трёх числах</w:t>
-            </w:r>
-          </w:p>
-        </w:tc>
-        <w:tc>
-          <w:tcPr/>
-          <w:p>
-            <w:pPr>
-              <w:pStyle w:val="Compact"/>
-              <w:jc w:val="left"/>
-            </w:pPr>
-            <w:r>
-              <w:t xml:space="preserve">В1, В6</w:t>
-            </w:r>
-          </w:p>
-        </w:tc>
-        <w:tc>
-          <w:tcPr/>
-          <w:p>
-            <w:pPr>
-              <w:pStyle w:val="Compact"/>
-              <w:jc w:val="left"/>
-            </w:pPr>
-            <w:r>
-              <w:t xml:space="preserve">раздел 11, строки 620–629</w:t>
-            </w:r>
-          </w:p>
-        </w:tc>
-        <w:tc>
-          <w:tcPr/>
-          <w:p>
-            <w:pPr>
-              <w:pStyle w:val="Compact"/>
-              <w:jc w:val="left"/>
-            </w:pPr>
-            <w:r>
-              <w:t xml:space="preserve">R² 38% → 42%; до 16 п.п. премии</w:t>
-            </w:r>
-          </w:p>
-        </w:tc>
-      </w:tr>
-      <w:tr>
-        <w:tc>
-          <w:tcPr/>
-          <w:p>
-            <w:pPr>
-              <w:pStyle w:val="Compact"/>
-              <w:jc w:val="left"/>
-            </w:pPr>
-            <w:r>
-              <w:t xml:space="preserve">21</w:t>
+              <w:t xml:space="preserve">22</w:t>
             </w:r>
           </w:p>
         </w:tc>
